--- a/巩固式解密模板/01_项目立项/KJTP-MLM-001_Project Start Report_V1.0_副本.docx
+++ b/巩固式解密模板/01_项目立项/KJTP-MLM-001_Project Start Report_V1.0_副本.docx
@@ -3567,12 +3567,7 @@
         </w:rPr>
       </w:pPr>
       <w:r>
-        <w:rPr>
-          <w:rFonts w:hint="eastAsia"/>
-          <w:b/>
-          <w:lang w:eastAsia="zh-CN"/>
-        </w:rPr>
-        <w:t>3. 知识图谱构建与可视化：将识别出的实体及共现关系存入Neo4j图数据库，并通过Streamlit搭建Web界面，支持文献检索、图谱浏览和实体关联查询。</w:t>
+        <w:t>3. 知识图谱构建与可视化：将识别出的实体及共现关系存入MySQL关系型数据库，并通过Streamlit搭建Web界面，支持文献检索、图谱浏览和实体关联查询。</w:t>
       </w:r>
     </w:p>
     <w:p>
@@ -3592,19 +3587,7 @@
         </w:rPr>
       </w:pPr>
       <w:r>
-        <w:rPr>
-          <w:rFonts w:hint="eastAsia"/>
-          <w:b/>
-        </w:rPr>
-        <w:t>系统边界：</w:t>
-      </w:r>
-      <w:r>
-        <w:rPr>
-          <w:rFonts w:hint="eastAsia"/>
-          <w:b/>
-          <w:lang w:eastAsia="zh-CN"/>
-        </w:rPr>
-        <w:t>系统范围（In Scope）：预设医学文献数据集（PubMed 500篇 + 中文医学文献200篇）的导入与预处理；基于词典+jieba的医学实体识别（疾病、药物、症状三类）；基于共现分析的实体关系构建；Neo4j知识图谱存储与Cypher基础查询；Streamlit Web界面（文献检索 + 知识图谱可视化）。</w:t>
+        <w:t>系统边界：系统范围（In Scope）：预设医学文献数据集（PubMed 500篇 + 中文医学文献200篇）的导入与预处理；基于词典+jieba的医学实体识别（疾病、药物、症状三类）；基于共现分析的实体关系构建；MySQL知识图谱存储与SQL基础查询；Streamlit Web界面（文献检索 + 知识图谱可视化）。</w:t>
       </w:r>
     </w:p>
     <w:p>
@@ -4176,24 +4159,7 @@
         </w:rPr>
       </w:pPr>
       <w:r>
-        <w:rPr>
-          <w:b/>
-        </w:rPr>
-        <w:t>项目成员</w:t>
-      </w:r>
-      <w:r>
-        <w:rPr>
-          <w:rFonts w:hint="eastAsia"/>
-          <w:b/>
-        </w:rPr>
-        <w:t>：</w:t>
-      </w:r>
-      <w:r>
-        <w:rPr>
-          <w:rFonts w:hint="eastAsia"/>
-          <w:lang w:eastAsia="zh-CN"/>
-        </w:rPr>
-        <w:t>2人    人员来源：实训学员（成员B：知识图谱构建、Neo4j数据库、Cypher查询；成员C：Streamlit Web开发、可视化、后端API）</w:t>
+        <w:t>项目成员：2人    人员来源：实训学员（成员B：知识图谱构建、MySQL数据库、SQL查询；成员C：Streamlit Web开发、可视化、后端API）</w:t>
       </w:r>
     </w:p>
     <w:p>
@@ -4813,12 +4779,7 @@
         </w:rPr>
       </w:pPr>
       <w:r>
-        <w:rPr>
-          <w:rFonts w:hint="eastAsia"/>
-          <w:b/>
-          <w:lang w:eastAsia="zh-CN"/>
-        </w:rPr>
-        <w:t>3. Neo4j+Streamlit集成复杂度：团队可能缺乏Neo4j和py2neo的使用经验。</w:t>
+        <w:t>3. MySQL+Streamlit集成复杂度：团队可能缺乏MySQL和pymysql的使用经验。</w:t>
       </w:r>
     </w:p>
     <w:p>
@@ -4884,21 +4845,7 @@
         <w:ind w:firstLine="721" w:firstLineChars="342"/>
       </w:pPr>
       <w:r>
-        <w:rPr>
-          <w:rFonts w:hint="eastAsia"/>
-          <w:b/>
-          <w:lang w:eastAsia="zh-CN"/>
-        </w:rPr>
-        <w:t>③使用Neo4j Desktop或Docker一键部署，准备py2neo模板代码；如受阻则降级为NetworkX内存图谱+简单Web展示。</w:t>
-      </w:r>
-      <w:r>
-        <w:t>解决</w:t>
-      </w:r>
-      <w:r>
-        <w:rPr>
-          <w:rFonts w:hint="eastAsia"/>
-        </w:rPr>
-        <w:t>：</w:t>
+        <w:t>③使用MySQL Desktop或Docker一键部署，准备pymysql模板代码；如受阻则降级为NetworkX内存图谱+简单Web展示。解决：</w:t>
       </w:r>
     </w:p>
     <w:p>
@@ -5048,12 +4995,7 @@
         </w:rPr>
       </w:pPr>
       <w:r>
-        <w:rPr>
-          <w:rFonts w:hint="eastAsia"/>
-          <w:b/>
-          <w:lang w:eastAsia="zh-CN"/>
-        </w:rPr>
-        <w:t>②Day 1上午统一技术培训（jieba分词、Neo4j基础、Streamlit入门），按强项分工，每日交叉review互为backup。</w:t>
+        <w:t>②Day 1上午统一技术培训（jieba分词、MySQL基础、Streamlit入门），按强项分工，每日交叉review互为backup。</w:t>
       </w:r>
     </w:p>
     <w:p>
@@ -5078,12 +5020,7 @@
         </w:rPr>
       </w:pPr>
       <w:r>
-        <w:rPr>
-          <w:rFonts w:hint="eastAsia"/>
-          <w:b/>
-          <w:lang w:eastAsia="zh-CN"/>
-        </w:rPr>
-        <w:t>2. 环境依赖冲突：Neo4j、Python依赖包可能因环境差异出现安装失败或版本冲突。</w:t>
+        <w:t>2. 环境依赖冲突：MySQL、Python依赖包可能因环境差异出现安装失败或版本冲突。</w:t>
       </w:r>
     </w:p>
     <w:p>
@@ -5135,12 +5072,7 @@
         </w:rPr>
       </w:pPr>
       <w:r>
-        <w:rPr>
-          <w:rFonts w:hint="eastAsia"/>
-          <w:b/>
-          <w:lang w:eastAsia="zh-CN"/>
-        </w:rPr>
-        <w:t>②统一使用requirements.txt锁定依赖版本，Python 3.9+环境，Neo4j使用Docker部署规避Java版本问题。</w:t>
+        <w:t>②统一使用requirements.txt锁定依赖版本，Python 3.9+环境，MySQL使用Docker部署规避Java版本问题。</w:t>
       </w:r>
     </w:p>
     <w:sectPr>

--- a/巩固式解密模板/01_项目立项/KJTP-MLM-001_Project Start Report_V1.0_副本.docx
+++ b/巩固式解密模板/01_项目立项/KJTP-MLM-001_Project Start Report_V1.0_副本.docx
@@ -3482,15 +3482,7 @@
           <w:rFonts w:hint="eastAsia"/>
           <w:b/>
         </w:rPr>
-        <w:t>项目简介：</w:t>
-      </w:r>
-      <w:r>
-        <w:rPr>
-          <w:rFonts w:hint="eastAsia"/>
-          <w:b/>
-          <w:lang w:eastAsia="zh-CN"/>
-        </w:rPr>
-        <w:t>基于知识图谱的医疗文献管理平台是一个智能化的医学文献分析与检索系统（MVP版本）。系统通过自然语言处理（NLP）和知识图谱技术，对医学文献数据集（PubMed、中文医学文献）进行结构化解析，自动抽取疾病、药物、症状等关键医学实体及其关联关系，构建医学知识图谱。本阶段（7天）交付的核心能力：文献检索——按关键词、实体类型（疾病/药物/症状）检索相关文献集合；医学实体识别——基于词典+jieba分词，自动从文献摘要中抽取疾病、药物、症状实体；知识图谱可视化——以交互式图谱展示疾病—药物—症状—文献之间的关联网络，支持节点点击探索和关联路径查看。</w:t>
+        <w:t>项目简介：基于知识图谱的医疗文献管理平台是一个智能化的医学文献分析与检索系统（MVP版本）。系统通过自然语言处理（NLP）和知识图谱技术，对医学文献数据集（PubMed、中文医学文献）进行结构化解析，自动抽取疾病、药物、症状等关键医学实体及其关联关系，构建医学知识图谱。本阶段（7天）交付的核心能力：文献检索——按关键词、实体类型（疾病/药物/症状）检索相关文献集合；医学实体识别——基于词典+jieba分词+AI 相关库，自动从文献摘要中抽取疾病、药物、症状实体；知识图谱可视化——以交互式图谱展示疾病—药物—症状—文献之间的关联网络，支持节点点击探索和关联路径查看。</w:t>
       </w:r>
     </w:p>
     <w:p>
@@ -3547,7 +3539,7 @@
           <w:b/>
           <w:lang w:eastAsia="zh-CN"/>
         </w:rPr>
-        <w:t>2. 医学实体识别：基于医学词典 + jieba分词实现疾病、药物、症状等关键实体的自动识别，确保基本可用。</w:t>
+        <w:t>2. 医学实体识别：基于医学词典 + jieba分词 + AI 相关库实现疾病、药物、症状等关键实体的自动识别，确保基本可用。</w:t>
       </w:r>
     </w:p>
     <w:p>
@@ -3567,7 +3559,7 @@
         </w:rPr>
       </w:pPr>
       <w:r>
-        <w:t>3. 知识图谱构建与可视化：将识别出的实体及共现关系存入MySQL关系型数据库，并通过Streamlit搭建Web界面，支持文献检索、图谱浏览和实体关联查询。</w:t>
+        <w:t>3. 知识图谱构建与可视化：将识别出的实体及共现关系存入MySQL关系型数据库，并通过Vue搭建Web前端、FastAPI提供后端接口，支持文献检索、图谱浏览和实体关联查询。</w:t>
       </w:r>
     </w:p>
     <w:p>
@@ -3587,7 +3579,7 @@
         </w:rPr>
       </w:pPr>
       <w:r>
-        <w:t>系统边界：系统范围（In Scope）：预设医学文献数据集（PubMed 500篇 + 中文医学文献200篇）的导入与预处理；基于词典+jieba的医学实体识别（疾病、药物、症状三类）；基于共现分析的实体关系构建；MySQL知识图谱存储与SQL基础查询；Streamlit Web界面（文献检索 + 知识图谱可视化）。</w:t>
+        <w:t>系统边界：系统范围（In Scope）：预设医学文献数据集（PubMed 500篇 + 中文医学文献200篇）的导入与预处理；基于词典+jieba+AI 相关库的医学实体识别（疾病、药物、症状三类）；基于共现分析的实体关系构建；MySQL知识图谱存储与SQL基础查询；Vue Web前端 + FastAPI后端（文献检索 + 知识图谱可视化）。</w:t>
       </w:r>
     </w:p>
     <w:p>
@@ -4159,7 +4151,7 @@
         </w:rPr>
       </w:pPr>
       <w:r>
-        <w:t>项目成员：2人    人员来源：实训学员（成员B：知识图谱构建、MySQL数据库、SQL查询；成员C：Streamlit Web开发、可视化、后端API）</w:t>
+        <w:t>项目成员：2人    人员来源：实训学员（成员B：知识图谱构建、MySQL数据库、SQL查询；成员C：Vue 前端开发、可视化、FastAPI 后端）</w:t>
       </w:r>
     </w:p>
     <w:p>
@@ -4779,7 +4771,7 @@
         </w:rPr>
       </w:pPr>
       <w:r>
-        <w:t>3. MySQL+Streamlit集成复杂度：团队可能缺乏MySQL和pymysql的使用经验。</w:t>
+        <w:t>3. MySQL+FastAPI集成复杂度：团队可能缺乏MySQL和SQLAlchemy的使用经验。</w:t>
       </w:r>
     </w:p>
     <w:p>
@@ -4845,7 +4837,7 @@
         <w:ind w:firstLine="721" w:firstLineChars="342"/>
       </w:pPr>
       <w:r>
-        <w:t>③使用MySQL Desktop或Docker一键部署，准备pymysql模板代码；如受阻则降级为NetworkX内存图谱+简单Web展示。解决：</w:t>
+        <w:t>③使用MySQL Desktop或Docker一键部署，准备SQLAlchemy模板代码；如受阻则降级为NetworkX内存图谱+简单Web展示。解决：</w:t>
       </w:r>
     </w:p>
     <w:p>
@@ -4995,7 +4987,7 @@
         </w:rPr>
       </w:pPr>
       <w:r>
-        <w:t>②Day 1上午统一技术培训（jieba分词、MySQL基础、Streamlit入门），按强项分工，每日交叉review互为backup。</w:t>
+        <w:t>②Day 1上午统一技术培训（jieba分词、MySQL基础、Vue/FastAPI入门），按强项分工，每日交叉review互为backup。</w:t>
       </w:r>
     </w:p>
     <w:p>
